--- a/Документация/Аннотация.docx
+++ b/Документация/Аннотация.docx
@@ -1,6 +1,6 @@
 
 <file path=word/document.xml><?xml version="1.0" encoding="utf-8"?>
-<w:document xmlns:wpc="http://schemas.microsoft.com/office/word/2010/wordprocessingCanvas" xmlns:cx="http://schemas.microsoft.com/office/drawing/2014/chartex" xmlns:cx1="http://schemas.microsoft.com/office/drawing/2015/9/8/chartex" xmlns:mc="http://schemas.openxmlformats.org/markup-compatibility/2006" xmlns:o="urn:schemas-microsoft-com:office:office" xmlns:r="http://schemas.openxmlformats.org/officeDocument/2006/relationships" xmlns:m="http://schemas.openxmlformats.org/officeDocument/2006/math" xmlns:v="urn:schemas-microsoft-com:vml" xmlns:wp14="http://schemas.microsoft.com/office/word/2010/wordprocessingDrawing" xmlns:wp="http://schemas.openxmlformats.org/drawingml/2006/wordprocessingDrawing" xmlns:w10="urn:schemas-microsoft-com:office:word" xmlns:w="http://schemas.openxmlformats.org/wordprocessingml/2006/main" xmlns:w14="http://schemas.microsoft.com/office/word/2010/wordml" xmlns:w15="http://schemas.microsoft.com/office/word/2012/wordml" xmlns:w16se="http://schemas.microsoft.com/office/word/2015/wordml/symex" xmlns:wpg="http://schemas.microsoft.com/office/word/2010/wordprocessingGroup" xmlns:wpi="http://schemas.microsoft.com/office/word/2010/wordprocessingInk" xmlns:wne="http://schemas.microsoft.com/office/word/2006/wordml" xmlns:wps="http://schemas.microsoft.com/office/word/2010/wordprocessingShape" mc:Ignorable="w14 w15 w16se wp14">
+<w:document xmlns:wpc="http://schemas.microsoft.com/office/word/2010/wordprocessingCanvas" xmlns:cx="http://schemas.microsoft.com/office/drawing/2014/chartex" xmlns:cx1="http://schemas.microsoft.com/office/drawing/2015/9/8/chartex" xmlns:cx2="http://schemas.microsoft.com/office/drawing/2015/10/21/chartex" xmlns:cx3="http://schemas.microsoft.com/office/drawing/2016/5/9/chartex" xmlns:cx4="http://schemas.microsoft.com/office/drawing/2016/5/10/chartex" xmlns:cx5="http://schemas.microsoft.com/office/drawing/2016/5/11/chartex" xmlns:cx6="http://schemas.microsoft.com/office/drawing/2016/5/12/chartex" xmlns:cx7="http://schemas.microsoft.com/office/drawing/2016/5/13/chartex" xmlns:cx8="http://schemas.microsoft.com/office/drawing/2016/5/14/chartex" xmlns:mc="http://schemas.openxmlformats.org/markup-compatibility/2006" xmlns:aink="http://schemas.microsoft.com/office/drawing/2016/ink" xmlns:am3d="http://schemas.microsoft.com/office/drawing/2017/model3d" xmlns:o="urn:schemas-microsoft-com:office:office" xmlns:oel="http://schemas.microsoft.com/office/2019/extlst" xmlns:r="http://schemas.openxmlformats.org/officeDocument/2006/relationships" xmlns:m="http://schemas.openxmlformats.org/officeDocument/2006/math" xmlns:v="urn:schemas-microsoft-com:vml" xmlns:wp14="http://schemas.microsoft.com/office/word/2010/wordprocessingDrawing" xmlns:wp="http://schemas.openxmlformats.org/drawingml/2006/wordprocessingDrawing" xmlns:w10="urn:schemas-microsoft-com:office:word" xmlns:w="http://schemas.openxmlformats.org/wordprocessingml/2006/main" xmlns:w14="http://schemas.microsoft.com/office/word/2010/wordml" xmlns:w15="http://schemas.microsoft.com/office/word/2012/wordml" xmlns:w16cex="http://schemas.microsoft.com/office/word/2018/wordml/cex" xmlns:w16cid="http://schemas.microsoft.com/office/word/2016/wordml/cid" xmlns:w16="http://schemas.microsoft.com/office/word/2018/wordml" xmlns:w16du="http://schemas.microsoft.com/office/word/2023/wordml/word16du" xmlns:w16sdtdh="http://schemas.microsoft.com/office/word/2020/wordml/sdtdatahash" xmlns:w16sdtfl="http://schemas.microsoft.com/office/word/2024/wordml/sdtformatlock" xmlns:w16se="http://schemas.microsoft.com/office/word/2015/wordml/symex" xmlns:wpg="http://schemas.microsoft.com/office/word/2010/wordprocessingGroup" xmlns:wpi="http://schemas.microsoft.com/office/word/2010/wordprocessingInk" xmlns:wne="http://schemas.microsoft.com/office/word/2006/wordml" xmlns:wps="http://schemas.microsoft.com/office/word/2010/wordprocessingShape" mc:Ignorable="w14 w15 w16se w16cid w16 w16cex w16sdtdh w16sdtfl w16du wp14">
   <w:body>
     <w:p>
       <w:pPr>
@@ -9,25 +9,15 @@
           <w:rFonts w:ascii="Times New Roman" w:hAnsi="Times New Roman" w:cs="Times New Roman"/>
           <w:sz w:val="24"/>
           <w:szCs w:val="24"/>
-          <w:lang w:val="en-US"/>
-        </w:rPr>
-      </w:pPr>
-      <w:r>
-        <w:rPr>
-          <w:rFonts w:ascii="Times New Roman" w:hAnsi="Times New Roman" w:cs="Times New Roman"/>
-          <w:sz w:val="24"/>
-          <w:szCs w:val="24"/>
-        </w:rPr>
-        <w:t>Участники</w:t>
-      </w:r>
-      <w:r>
-        <w:rPr>
-          <w:rFonts w:ascii="Times New Roman" w:hAnsi="Times New Roman" w:cs="Times New Roman"/>
-          <w:sz w:val="24"/>
-          <w:szCs w:val="24"/>
-          <w:lang w:val="en-US"/>
-        </w:rPr>
-        <w:t>:</w:t>
+        </w:rPr>
+      </w:pPr>
+      <w:r>
+        <w:rPr>
+          <w:rFonts w:ascii="Times New Roman" w:hAnsi="Times New Roman" w:cs="Times New Roman"/>
+          <w:sz w:val="24"/>
+          <w:szCs w:val="24"/>
+        </w:rPr>
+        <w:t>Участники:</w:t>
       </w:r>
     </w:p>
     <w:p>
@@ -73,25 +63,15 @@
           <w:rFonts w:ascii="Times New Roman" w:hAnsi="Times New Roman" w:cs="Times New Roman"/>
           <w:sz w:val="24"/>
           <w:szCs w:val="24"/>
-          <w:lang w:val="en-US"/>
-        </w:rPr>
-      </w:pPr>
-      <w:r>
-        <w:rPr>
-          <w:rFonts w:ascii="Times New Roman" w:hAnsi="Times New Roman" w:cs="Times New Roman"/>
-          <w:sz w:val="24"/>
-          <w:szCs w:val="24"/>
-        </w:rPr>
-        <w:t>Руководитель</w:t>
-      </w:r>
-      <w:r>
-        <w:rPr>
-          <w:rFonts w:ascii="Times New Roman" w:hAnsi="Times New Roman" w:cs="Times New Roman"/>
-          <w:sz w:val="24"/>
-          <w:szCs w:val="24"/>
-          <w:lang w:val="en-US"/>
-        </w:rPr>
-        <w:t>:</w:t>
+        </w:rPr>
+      </w:pPr>
+      <w:r>
+        <w:rPr>
+          <w:rFonts w:ascii="Times New Roman" w:hAnsi="Times New Roman" w:cs="Times New Roman"/>
+          <w:sz w:val="24"/>
+          <w:szCs w:val="24"/>
+        </w:rPr>
+        <w:t>Руководитель:</w:t>
       </w:r>
     </w:p>
     <w:p>
@@ -109,25 +89,8 @@
           <w:sz w:val="24"/>
           <w:szCs w:val="24"/>
         </w:rPr>
-        <w:t>Пед</w:t>
-      </w:r>
-      <w:r>
-        <w:rPr>
-          <w:sz w:val="24"/>
-          <w:szCs w:val="24"/>
-        </w:rPr>
-        <w:t xml:space="preserve">агог ГБОУ Школа № 2065 Кирсанов Максим Григорьевич </w:t>
-      </w:r>
-    </w:p>
-    <w:p>
-      <w:pPr>
-        <w:jc w:val="center"/>
-        <w:rPr>
-          <w:rFonts w:ascii="Times New Roman" w:hAnsi="Times New Roman" w:cs="Times New Roman"/>
-          <w:sz w:val="24"/>
-          <w:szCs w:val="24"/>
-        </w:rPr>
-      </w:pPr>
+        <w:t xml:space="preserve">Педагог ГБОУ Школа № 2065 Кирсанов Максим Григорьевич </w:t>
+      </w:r>
     </w:p>
     <w:p>
       <w:pPr>
@@ -205,6 +168,7 @@
         <w:rPr>
           <w:sz w:val="24"/>
           <w:szCs w:val="24"/>
+          <w:lang w:val="en-US"/>
         </w:rPr>
       </w:pPr>
       <w:r>
@@ -221,72 +185,415 @@
           <w:sz w:val="24"/>
           <w:szCs w:val="24"/>
         </w:rPr>
-        <w:t>Изучение теоретической литературы;</w:t>
-      </w:r>
-      <w:r>
-        <w:rPr>
-          <w:sz w:val="24"/>
-          <w:szCs w:val="24"/>
-        </w:rPr>
-        <w:t xml:space="preserve"> разработка </w:t>
-      </w:r>
-      <w:r>
-        <w:rPr>
-          <w:sz w:val="24"/>
-          <w:szCs w:val="24"/>
-        </w:rPr>
-        <w:t>алгоритма работы игры;</w:t>
-      </w:r>
-      <w:r>
-        <w:rPr>
-          <w:sz w:val="24"/>
-          <w:szCs w:val="24"/>
-        </w:rPr>
-        <w:t xml:space="preserve"> н</w:t>
-      </w:r>
-      <w:r>
-        <w:rPr>
-          <w:sz w:val="24"/>
-          <w:szCs w:val="24"/>
-        </w:rPr>
-        <w:t>аписание кода игры;</w:t>
-      </w:r>
-      <w:r>
-        <w:rPr>
-          <w:sz w:val="24"/>
-          <w:szCs w:val="24"/>
-        </w:rPr>
-        <w:t xml:space="preserve"> с</w:t>
-      </w:r>
-      <w:r>
-        <w:rPr>
-          <w:sz w:val="24"/>
-          <w:szCs w:val="24"/>
-        </w:rPr>
-        <w:t>оздание tmx-карты;</w:t>
-      </w:r>
-      <w:r>
-        <w:rPr>
-          <w:sz w:val="24"/>
-          <w:szCs w:val="24"/>
-        </w:rPr>
-        <w:t xml:space="preserve"> г</w:t>
-      </w:r>
-      <w:r>
-        <w:rPr>
-          <w:sz w:val="24"/>
-          <w:szCs w:val="24"/>
-        </w:rPr>
-        <w:t>енерация картинок в нейронных сетях.</w:t>
-      </w:r>
-      <w:bookmarkStart w:id="0" w:name="_GoBack"/>
-      <w:bookmarkEnd w:id="0"/>
+        <w:t>Изучение теоретической литературы; разработка алгоритма работы игры; написание кода игры; создание tmx-карты; генерация картинок в нейронных сетях.</w:t>
+      </w:r>
     </w:p>
     <w:p>
       <w:pPr>
         <w:ind w:firstLine="708"/>
         <w:rPr>
-          <w:rFonts w:ascii="Arial" w:hAnsi="Arial"/>
+          <w:rFonts w:ascii="Times New Roman" w:eastAsia="Times New Roman" w:hAnsi="Times New Roman" w:cs="Times New Roman"/>
+          <w:color w:val="000000" w:themeColor="text1"/>
+          <w:sz w:val="24"/>
+          <w:szCs w:val="24"/>
+          <w:lang w:val="en-US" w:eastAsia="ru-RU"/>
+        </w:rPr>
+      </w:pPr>
+      <w:r>
+        <w:rPr>
+          <w:rFonts w:ascii="Times New Roman" w:hAnsi="Times New Roman" w:cs="Times New Roman"/>
+          <w:color w:val="34363D"/>
+          <w:sz w:val="24"/>
+          <w:szCs w:val="24"/>
+          <w:shd w:val="clear" w:color="auto" w:fill="FDFDFE"/>
+        </w:rPr>
+        <w:t xml:space="preserve">Игровой клиент. </w:t>
+      </w:r>
+      <w:r>
+        <w:rPr>
+          <w:rFonts w:ascii="Times New Roman" w:hAnsi="Times New Roman" w:cs="Times New Roman"/>
+          <w:sz w:val="24"/>
+          <w:szCs w:val="24"/>
+        </w:rPr>
+        <w:t>Данный код представляет собой игровой клиент с поддержкой онлайн игры. В коде используются такие библиотеки, как «pygame», «websocket», «pytmx», «json».</w:t>
+      </w:r>
+      <w:r>
+        <w:rPr>
+          <w:rFonts w:ascii="Times New Roman" w:hAnsi="Times New Roman" w:cs="Times New Roman"/>
+          <w:sz w:val="24"/>
+          <w:szCs w:val="24"/>
+        </w:rPr>
+        <w:t xml:space="preserve"> Клиент-серверная архитектура реализована с использованием </w:t>
+      </w:r>
+      <w:r>
+        <w:rPr>
+          <w:rFonts w:ascii="Times New Roman" w:eastAsia="Times New Roman" w:hAnsi="Times New Roman" w:cs="Times New Roman"/>
+          <w:color w:val="000000" w:themeColor="text1"/>
+          <w:sz w:val="24"/>
+          <w:szCs w:val="24"/>
+          <w:lang w:val="en-US" w:eastAsia="ru-RU"/>
+        </w:rPr>
+        <w:t>w</w:t>
+      </w:r>
+      <w:proofErr w:type="spellStart"/>
+      <w:r>
+        <w:rPr>
+          <w:rFonts w:ascii="Times New Roman" w:eastAsia="Times New Roman" w:hAnsi="Times New Roman" w:cs="Times New Roman"/>
+          <w:color w:val="000000" w:themeColor="text1"/>
+          <w:sz w:val="24"/>
+          <w:szCs w:val="24"/>
+          <w:lang w:eastAsia="ru-RU"/>
+        </w:rPr>
+        <w:t>ebsocket</w:t>
+      </w:r>
+      <w:proofErr w:type="spellEnd"/>
+      <w:r>
+        <w:rPr>
+          <w:rFonts w:ascii="Times New Roman" w:eastAsia="Times New Roman" w:hAnsi="Times New Roman" w:cs="Times New Roman"/>
+          <w:color w:val="000000" w:themeColor="text1"/>
+          <w:sz w:val="24"/>
+          <w:szCs w:val="24"/>
+          <w:lang w:eastAsia="ru-RU"/>
+        </w:rPr>
+        <w:t xml:space="preserve"> соединени</w:t>
+      </w:r>
+      <w:r>
+        <w:rPr>
+          <w:rFonts w:ascii="Times New Roman" w:eastAsia="Times New Roman" w:hAnsi="Times New Roman" w:cs="Times New Roman"/>
+          <w:color w:val="000000" w:themeColor="text1"/>
+          <w:sz w:val="24"/>
+          <w:szCs w:val="24"/>
+          <w:lang w:eastAsia="ru-RU"/>
+        </w:rPr>
+        <w:t>я с</w:t>
+      </w:r>
+      <w:r>
+        <w:rPr>
+          <w:rFonts w:ascii="Times New Roman" w:eastAsia="Times New Roman" w:hAnsi="Times New Roman" w:cs="Times New Roman"/>
+          <w:color w:val="000000" w:themeColor="text1"/>
+          <w:sz w:val="24"/>
+          <w:szCs w:val="24"/>
+          <w:lang w:eastAsia="ru-RU"/>
+        </w:rPr>
+        <w:t>оздается отдельный поток для websocket соединения. Реализована обработка входящих сообщений, ошибок, закрытия соединения, отправки сообщений. Клиент отправляет ввод пользователя, сервер отправляет состояние игры.</w:t>
+      </w:r>
+    </w:p>
+    <w:p>
+      <w:pPr>
+        <w:spacing w:before="206" w:after="206" w:line="360" w:lineRule="auto"/>
+        <w:ind w:left="360" w:firstLine="348"/>
+        <w:jc w:val="both"/>
+        <w:rPr>
+          <w:rFonts w:ascii="Times New Roman" w:hAnsi="Times New Roman" w:cs="Times New Roman"/>
+          <w:color w:val="000000" w:themeColor="text1"/>
+          <w:sz w:val="24"/>
+        </w:rPr>
+      </w:pPr>
+      <w:proofErr w:type="spellStart"/>
+      <w:r>
+        <w:rPr>
+          <w:rFonts w:ascii="Times New Roman" w:eastAsia="Times New Roman" w:hAnsi="Times New Roman" w:cs="Times New Roman"/>
+          <w:color w:val="000000" w:themeColor="text1"/>
+          <w:sz w:val="24"/>
+          <w:szCs w:val="24"/>
+          <w:lang w:eastAsia="ru-RU"/>
+        </w:rPr>
+        <w:t>Лаунчер</w:t>
+      </w:r>
+      <w:proofErr w:type="spellEnd"/>
+      <w:r>
+        <w:rPr>
+          <w:rFonts w:ascii="Times New Roman" w:eastAsia="Times New Roman" w:hAnsi="Times New Roman" w:cs="Times New Roman"/>
+          <w:color w:val="000000" w:themeColor="text1"/>
+          <w:sz w:val="24"/>
+          <w:szCs w:val="24"/>
+          <w:lang w:eastAsia="ru-RU"/>
+        </w:rPr>
+        <w:t>.</w:t>
+      </w:r>
+      <w:r>
+        <w:rPr>
+          <w:rFonts w:ascii="Times New Roman" w:eastAsia="Times New Roman" w:hAnsi="Times New Roman" w:cs="Times New Roman"/>
+          <w:color w:val="000000" w:themeColor="text1"/>
+          <w:sz w:val="24"/>
+          <w:szCs w:val="24"/>
+          <w:lang w:eastAsia="ru-RU"/>
+        </w:rPr>
+        <w:t xml:space="preserve"> </w:t>
+      </w:r>
+      <w:proofErr w:type="spellStart"/>
+      <w:r>
+        <w:rPr>
+          <w:rFonts w:ascii="Times New Roman" w:hAnsi="Times New Roman" w:cs="Times New Roman"/>
+          <w:b/>
+          <w:color w:val="000000" w:themeColor="text1"/>
+          <w:sz w:val="24"/>
+        </w:rPr>
+        <w:t>Лаунчер</w:t>
+      </w:r>
+      <w:proofErr w:type="spellEnd"/>
+      <w:r>
+        <w:rPr>
+          <w:rFonts w:ascii="Times New Roman" w:hAnsi="Times New Roman" w:cs="Times New Roman"/>
+          <w:color w:val="000000" w:themeColor="text1"/>
+          <w:sz w:val="24"/>
+        </w:rPr>
+        <w:t xml:space="preserve"> – это отдельное приложение, которое включает в себя регистрацию и вход с проверкой в базе данных, автоматическую проверку при каждом запуске, загрузку новых версий с прогресс-баром и отображением статуса, безопасную передачу токена авторизации в игру и запуск игры с правильными параметрами подключения. </w:t>
+      </w:r>
+      <w:proofErr w:type="spellStart"/>
+      <w:r>
+        <w:rPr>
+          <w:rFonts w:ascii="Times New Roman" w:hAnsi="Times New Roman" w:cs="Times New Roman"/>
+          <w:color w:val="000000" w:themeColor="text1"/>
+          <w:sz w:val="24"/>
+        </w:rPr>
+        <w:t>Лаунчер</w:t>
+      </w:r>
+      <w:proofErr w:type="spellEnd"/>
+      <w:r>
+        <w:rPr>
+          <w:rFonts w:ascii="Times New Roman" w:hAnsi="Times New Roman" w:cs="Times New Roman"/>
+          <w:color w:val="000000" w:themeColor="text1"/>
+          <w:sz w:val="24"/>
+        </w:rPr>
+        <w:t xml:space="preserve"> написан на библиотеке «</w:t>
+      </w:r>
+      <w:proofErr w:type="spellStart"/>
+      <w:r>
+        <w:rPr>
+          <w:rFonts w:ascii="Times New Roman" w:hAnsi="Times New Roman" w:cs="Times New Roman"/>
+          <w:color w:val="000000" w:themeColor="text1"/>
+          <w:sz w:val="24"/>
+          <w:lang w:val="en-US"/>
+        </w:rPr>
+        <w:t>tkinter</w:t>
+      </w:r>
+      <w:proofErr w:type="spellEnd"/>
+      <w:r>
+        <w:rPr>
+          <w:rFonts w:ascii="Times New Roman" w:hAnsi="Times New Roman" w:cs="Times New Roman"/>
+          <w:color w:val="000000" w:themeColor="text1"/>
+          <w:sz w:val="24"/>
+        </w:rPr>
+        <w:t>» и работает в многопоточном режиме, чтобы не блокировать интерфейс игры во время загрузки.</w:t>
+      </w:r>
+    </w:p>
+    <w:p>
+      <w:pPr>
+        <w:spacing w:before="206" w:after="206" w:line="360" w:lineRule="auto"/>
+        <w:ind w:left="360" w:firstLine="348"/>
+        <w:jc w:val="both"/>
+        <w:rPr>
+          <w:rFonts w:ascii="Times New Roman" w:hAnsi="Times New Roman" w:cs="Times New Roman"/>
+          <w:sz w:val="24"/>
+          <w:lang w:val="en-US"/>
+        </w:rPr>
+      </w:pPr>
+      <w:r>
+        <w:rPr>
+          <w:rFonts w:ascii="Times New Roman" w:hAnsi="Times New Roman" w:cs="Times New Roman"/>
+          <w:color w:val="000000" w:themeColor="text1"/>
+          <w:sz w:val="24"/>
+        </w:rPr>
+        <w:t>Сервер игры написан на языке «</w:t>
+      </w:r>
+      <w:r>
+        <w:rPr>
+          <w:rFonts w:ascii="Times New Roman" w:hAnsi="Times New Roman" w:cs="Times New Roman"/>
+          <w:color w:val="000000" w:themeColor="text1"/>
+          <w:sz w:val="24"/>
+          <w:lang w:val="en-US"/>
+        </w:rPr>
+        <w:t>Golang</w:t>
+      </w:r>
+      <w:r>
+        <w:rPr>
+          <w:rFonts w:ascii="Times New Roman" w:hAnsi="Times New Roman" w:cs="Times New Roman"/>
+          <w:color w:val="000000" w:themeColor="text1"/>
+          <w:sz w:val="24"/>
+        </w:rPr>
+        <w:t>» выполняет такие функции, как</w:t>
+      </w:r>
+      <w:r>
+        <w:rPr>
+          <w:rFonts w:ascii="Times New Roman" w:hAnsi="Times New Roman" w:cs="Times New Roman"/>
+          <w:color w:val="000000" w:themeColor="text1"/>
+          <w:sz w:val="24"/>
+        </w:rPr>
+        <w:t xml:space="preserve"> </w:t>
+      </w:r>
+      <w:r>
+        <w:rPr>
+          <w:rFonts w:ascii="Times New Roman" w:hAnsi="Times New Roman" w:cs="Times New Roman"/>
+          <w:sz w:val="24"/>
+        </w:rPr>
+        <w:t>у</w:t>
+      </w:r>
+      <w:r>
+        <w:rPr>
+          <w:rFonts w:ascii="Times New Roman" w:hAnsi="Times New Roman" w:cs="Times New Roman"/>
+          <w:sz w:val="24"/>
+        </w:rPr>
+        <w:t>правление игроками – координаты, состояние, здоровье</w:t>
+      </w:r>
+      <w:r>
+        <w:rPr>
+          <w:rFonts w:ascii="Times New Roman" w:hAnsi="Times New Roman" w:cs="Times New Roman"/>
+          <w:sz w:val="24"/>
+        </w:rPr>
+        <w:t>, б</w:t>
+      </w:r>
+      <w:r>
+        <w:rPr>
+          <w:rFonts w:ascii="Times New Roman" w:hAnsi="Times New Roman" w:cs="Times New Roman"/>
+          <w:sz w:val="24"/>
+        </w:rPr>
+        <w:t>оевая система – расчёт урона, обработка атак и снарядов</w:t>
+      </w:r>
+      <w:r>
+        <w:rPr>
+          <w:rFonts w:ascii="Times New Roman" w:hAnsi="Times New Roman" w:cs="Times New Roman"/>
+          <w:sz w:val="24"/>
+        </w:rPr>
+        <w:t>, с</w:t>
+      </w:r>
+      <w:r>
+        <w:rPr>
+          <w:rFonts w:ascii="Times New Roman" w:hAnsi="Times New Roman" w:cs="Times New Roman"/>
+          <w:sz w:val="24"/>
+        </w:rPr>
+        <w:t>инхронизация – рассылка состояния всем клиентам 60 раз в секунду</w:t>
+      </w:r>
+      <w:r>
+        <w:rPr>
+          <w:rFonts w:ascii="Times New Roman" w:hAnsi="Times New Roman" w:cs="Times New Roman"/>
+          <w:sz w:val="24"/>
+        </w:rPr>
+        <w:t>, ч</w:t>
+      </w:r>
+      <w:r>
+        <w:rPr>
+          <w:rFonts w:ascii="Times New Roman" w:hAnsi="Times New Roman" w:cs="Times New Roman"/>
+          <w:sz w:val="24"/>
+        </w:rPr>
+        <w:t>ат и админ-команды – система сообщений с админ-панелью</w:t>
+      </w:r>
+      <w:r>
+        <w:rPr>
+          <w:rFonts w:ascii="Times New Roman" w:hAnsi="Times New Roman" w:cs="Times New Roman"/>
+          <w:color w:val="000000" w:themeColor="text1"/>
+          <w:sz w:val="24"/>
+        </w:rPr>
+        <w:t xml:space="preserve">, </w:t>
+      </w:r>
+      <w:r>
+        <w:rPr>
+          <w:rFonts w:ascii="Times New Roman" w:hAnsi="Times New Roman" w:cs="Times New Roman"/>
+          <w:sz w:val="24"/>
+        </w:rPr>
+        <w:t>б</w:t>
+      </w:r>
+      <w:r>
+        <w:rPr>
+          <w:rFonts w:ascii="Times New Roman" w:hAnsi="Times New Roman" w:cs="Times New Roman"/>
+          <w:sz w:val="24"/>
+        </w:rPr>
+        <w:t>аза данных – хранение пользователей, админов, заблокированных</w:t>
+      </w:r>
+    </w:p>
+    <w:p>
+      <w:pPr>
+        <w:spacing w:before="206" w:after="206" w:line="360" w:lineRule="auto"/>
+        <w:ind w:firstLine="708"/>
+        <w:jc w:val="both"/>
+        <w:rPr>
+          <w:rFonts w:ascii="Times New Roman" w:hAnsi="Times New Roman" w:cs="Times New Roman"/>
+          <w:color w:val="000000" w:themeColor="text1"/>
+          <w:sz w:val="24"/>
+        </w:rPr>
+      </w:pPr>
+      <w:r>
+        <w:rPr>
+          <w:rFonts w:ascii="Times New Roman" w:hAnsi="Times New Roman" w:cs="Times New Roman"/>
+          <w:color w:val="000000" w:themeColor="text1"/>
+          <w:sz w:val="24"/>
+        </w:rPr>
+        <w:t>В результате нашей работы мы создали многопользовательскую 2</w:t>
+      </w:r>
+      <w:r>
+        <w:rPr>
+          <w:rFonts w:ascii="Times New Roman" w:hAnsi="Times New Roman" w:cs="Times New Roman"/>
+          <w:color w:val="000000" w:themeColor="text1"/>
+          <w:sz w:val="24"/>
+          <w:lang w:val="en-US"/>
+        </w:rPr>
+        <w:t>D</w:t>
+      </w:r>
+      <w:r>
+        <w:rPr>
+          <w:rFonts w:ascii="Times New Roman" w:hAnsi="Times New Roman" w:cs="Times New Roman"/>
+          <w:color w:val="000000" w:themeColor="text1"/>
+          <w:sz w:val="24"/>
+        </w:rPr>
+        <w:t xml:space="preserve"> онлайн игру, использовав в ней клиент-серверную архитектуру, </w:t>
+      </w:r>
+      <w:proofErr w:type="spellStart"/>
+      <w:r>
+        <w:rPr>
+          <w:rFonts w:ascii="Times New Roman" w:hAnsi="Times New Roman" w:cs="Times New Roman"/>
+          <w:color w:val="000000" w:themeColor="text1"/>
+          <w:sz w:val="24"/>
+          <w:lang w:val="en-US"/>
+        </w:rPr>
+        <w:t>tmx</w:t>
+      </w:r>
+      <w:proofErr w:type="spellEnd"/>
+      <w:r>
+        <w:rPr>
+          <w:rFonts w:ascii="Times New Roman" w:hAnsi="Times New Roman" w:cs="Times New Roman"/>
+          <w:color w:val="000000" w:themeColor="text1"/>
+          <w:sz w:val="24"/>
+        </w:rPr>
+        <w:t xml:space="preserve">-карту, картинки и музыку. </w:t>
+      </w:r>
+      <w:r>
+        <w:rPr>
+          <w:rFonts w:ascii="Times New Roman" w:hAnsi="Times New Roman" w:cs="Times New Roman"/>
+          <w:color w:val="000000" w:themeColor="text1"/>
+          <w:sz w:val="24"/>
+        </w:rPr>
+        <w:br/>
+        <w:t>Мы получили опыт в совместной разработке и работе в команде. Я освоил основы парадигм событийно-ориентированного и объектно-ориентированного программирования.</w:t>
+      </w:r>
+    </w:p>
+    <w:p>
+      <w:pPr>
+        <w:spacing w:before="206" w:after="206" w:line="360" w:lineRule="auto"/>
+        <w:ind w:left="360" w:firstLine="348"/>
+        <w:jc w:val="both"/>
+        <w:rPr>
+          <w:rFonts w:ascii="Times New Roman" w:hAnsi="Times New Roman" w:cs="Times New Roman"/>
+          <w:color w:val="000000" w:themeColor="text1"/>
+          <w:sz w:val="24"/>
+        </w:rPr>
+      </w:pPr>
+    </w:p>
+    <w:p>
+      <w:pPr>
+        <w:ind w:firstLine="708"/>
+        <w:rPr>
+          <w:rFonts w:ascii="Times New Roman" w:hAnsi="Times New Roman" w:cs="Times New Roman"/>
+          <w:sz w:val="24"/>
+          <w:szCs w:val="24"/>
+        </w:rPr>
+      </w:pPr>
+    </w:p>
+    <w:p>
+      <w:pPr>
+        <w:spacing w:line="360" w:lineRule="auto"/>
+        <w:ind w:firstLine="709"/>
+        <w:rPr>
+          <w:rFonts w:ascii="Times New Roman" w:hAnsi="Times New Roman" w:cs="Times New Roman"/>
           <w:color w:val="34363D"/>
           <w:sz w:val="24"/>
           <w:szCs w:val="24"/>
@@ -309,6 +616,7 @@
       <w:pPr>
         <w:jc w:val="center"/>
         <w:rPr>
+          <w:rFonts w:ascii="Times New Roman" w:hAnsi="Times New Roman" w:cs="Times New Roman"/>
           <w:sz w:val="24"/>
           <w:szCs w:val="24"/>
         </w:rPr>
@@ -325,8 +633,225 @@
 </file>
 
 <file path=word/numbering.xml><?xml version="1.0" encoding="utf-8"?>
-<w:numbering xmlns:wpc="http://schemas.microsoft.com/office/word/2010/wordprocessingCanvas" xmlns:cx="http://schemas.microsoft.com/office/drawing/2014/chartex" xmlns:cx1="http://schemas.microsoft.com/office/drawing/2015/9/8/chartex" xmlns:mc="http://schemas.openxmlformats.org/markup-compatibility/2006" xmlns:o="urn:schemas-microsoft-com:office:office" xmlns:r="http://schemas.openxmlformats.org/officeDocument/2006/relationships" xmlns:m="http://schemas.openxmlformats.org/officeDocument/2006/math" xmlns:v="urn:schemas-microsoft-com:vml" xmlns:wp14="http://schemas.microsoft.com/office/word/2010/wordprocessingDrawing" xmlns:wp="http://schemas.openxmlformats.org/drawingml/2006/wordprocessingDrawing" xmlns:w10="urn:schemas-microsoft-com:office:word" xmlns:w="http://schemas.openxmlformats.org/wordprocessingml/2006/main" xmlns:w14="http://schemas.microsoft.com/office/word/2010/wordml" xmlns:w15="http://schemas.microsoft.com/office/word/2012/wordml" xmlns:w16se="http://schemas.microsoft.com/office/word/2015/wordml/symex" xmlns:wpg="http://schemas.microsoft.com/office/word/2010/wordprocessingGroup" xmlns:wpi="http://schemas.microsoft.com/office/word/2010/wordprocessingInk" xmlns:wne="http://schemas.microsoft.com/office/word/2006/wordml" xmlns:wps="http://schemas.microsoft.com/office/word/2010/wordprocessingShape" mc:Ignorable="w14 w15 w16se wp14">
+<w:numbering xmlns:wpc="http://schemas.microsoft.com/office/word/2010/wordprocessingCanvas" xmlns:cx="http://schemas.microsoft.com/office/drawing/2014/chartex" xmlns:cx1="http://schemas.microsoft.com/office/drawing/2015/9/8/chartex" xmlns:cx2="http://schemas.microsoft.com/office/drawing/2015/10/21/chartex" xmlns:cx3="http://schemas.microsoft.com/office/drawing/2016/5/9/chartex" xmlns:cx4="http://schemas.microsoft.com/office/drawing/2016/5/10/chartex" xmlns:cx5="http://schemas.microsoft.com/office/drawing/2016/5/11/chartex" xmlns:cx6="http://schemas.microsoft.com/office/drawing/2016/5/12/chartex" xmlns:cx7="http://schemas.microsoft.com/office/drawing/2016/5/13/chartex" xmlns:cx8="http://schemas.microsoft.com/office/drawing/2016/5/14/chartex" xmlns:mc="http://schemas.openxmlformats.org/markup-compatibility/2006" xmlns:aink="http://schemas.microsoft.com/office/drawing/2016/ink" xmlns:am3d="http://schemas.microsoft.com/office/drawing/2017/model3d" xmlns:o="urn:schemas-microsoft-com:office:office" xmlns:oel="http://schemas.microsoft.com/office/2019/extlst" xmlns:r="http://schemas.openxmlformats.org/officeDocument/2006/relationships" xmlns:m="http://schemas.openxmlformats.org/officeDocument/2006/math" xmlns:v="urn:schemas-microsoft-com:vml" xmlns:wp14="http://schemas.microsoft.com/office/word/2010/wordprocessingDrawing" xmlns:wp="http://schemas.openxmlformats.org/drawingml/2006/wordprocessingDrawing" xmlns:w10="urn:schemas-microsoft-com:office:word" xmlns:w="http://schemas.openxmlformats.org/wordprocessingml/2006/main" xmlns:w14="http://schemas.microsoft.com/office/word/2010/wordml" xmlns:w15="http://schemas.microsoft.com/office/word/2012/wordml" xmlns:w16cex="http://schemas.microsoft.com/office/word/2018/wordml/cex" xmlns:w16cid="http://schemas.microsoft.com/office/word/2016/wordml/cid" xmlns:w16="http://schemas.microsoft.com/office/word/2018/wordml" xmlns:w16du="http://schemas.microsoft.com/office/word/2023/wordml/word16du" xmlns:w16sdtdh="http://schemas.microsoft.com/office/word/2020/wordml/sdtdatahash" xmlns:w16sdtfl="http://schemas.microsoft.com/office/word/2024/wordml/sdtformatlock" xmlns:w16se="http://schemas.microsoft.com/office/word/2015/wordml/symex" xmlns:wpg="http://schemas.microsoft.com/office/word/2010/wordprocessingGroup" xmlns:wpi="http://schemas.microsoft.com/office/word/2010/wordprocessingInk" xmlns:wne="http://schemas.microsoft.com/office/word/2006/wordml" xmlns:wps="http://schemas.microsoft.com/office/word/2010/wordprocessingShape" mc:Ignorable="w14 w15 w16se w16cid w16 w16cex w16sdtdh w16sdtfl w16du wp14">
   <w:abstractNum w:abstractNumId="0" w15:restartNumberingAfterBreak="0">
+    <w:nsid w:val="259D21FF"/>
+    <w:multiLevelType w:val="multilevel"/>
+    <w:tmpl w:val="B8F88DF4"/>
+    <w:lvl w:ilvl="0">
+      <w:start w:val="1"/>
+      <w:numFmt w:val="decimal"/>
+      <w:lvlText w:val="%1."/>
+      <w:lvlJc w:val="left"/>
+      <w:pPr>
+        <w:widowControl/>
+        <w:ind w:left="720" w:hanging="360"/>
+      </w:pPr>
+    </w:lvl>
+    <w:lvl w:ilvl="1">
+      <w:start w:val="1"/>
+      <w:numFmt w:val="lowerLetter"/>
+      <w:lvlText w:val="%2."/>
+      <w:lvlJc w:val="left"/>
+      <w:pPr>
+        <w:widowControl/>
+        <w:ind w:left="1440" w:hanging="360"/>
+      </w:pPr>
+    </w:lvl>
+    <w:lvl w:ilvl="2">
+      <w:start w:val="1"/>
+      <w:numFmt w:val="lowerRoman"/>
+      <w:lvlText w:val="%3."/>
+      <w:lvlJc w:val="right"/>
+      <w:pPr>
+        <w:widowControl/>
+        <w:ind w:left="2160" w:hanging="180"/>
+      </w:pPr>
+    </w:lvl>
+    <w:lvl w:ilvl="3">
+      <w:start w:val="1"/>
+      <w:numFmt w:val="decimal"/>
+      <w:lvlText w:val="%4."/>
+      <w:lvlJc w:val="left"/>
+      <w:pPr>
+        <w:widowControl/>
+        <w:ind w:left="2880" w:hanging="360"/>
+      </w:pPr>
+    </w:lvl>
+    <w:lvl w:ilvl="4">
+      <w:start w:val="1"/>
+      <w:numFmt w:val="lowerLetter"/>
+      <w:lvlText w:val="%5."/>
+      <w:lvlJc w:val="left"/>
+      <w:pPr>
+        <w:widowControl/>
+        <w:ind w:left="3600" w:hanging="360"/>
+      </w:pPr>
+    </w:lvl>
+    <w:lvl w:ilvl="5">
+      <w:start w:val="1"/>
+      <w:numFmt w:val="lowerRoman"/>
+      <w:lvlText w:val="%6."/>
+      <w:lvlJc w:val="right"/>
+      <w:pPr>
+        <w:widowControl/>
+        <w:ind w:left="4320" w:hanging="180"/>
+      </w:pPr>
+    </w:lvl>
+    <w:lvl w:ilvl="6">
+      <w:start w:val="1"/>
+      <w:numFmt w:val="decimal"/>
+      <w:lvlText w:val="%7."/>
+      <w:lvlJc w:val="left"/>
+      <w:pPr>
+        <w:widowControl/>
+        <w:ind w:left="5040" w:hanging="360"/>
+      </w:pPr>
+    </w:lvl>
+    <w:lvl w:ilvl="7">
+      <w:start w:val="1"/>
+      <w:numFmt w:val="lowerLetter"/>
+      <w:lvlText w:val="%8."/>
+      <w:lvlJc w:val="left"/>
+      <w:pPr>
+        <w:widowControl/>
+        <w:ind w:left="5760" w:hanging="360"/>
+      </w:pPr>
+    </w:lvl>
+    <w:lvl w:ilvl="8">
+      <w:start w:val="1"/>
+      <w:numFmt w:val="lowerRoman"/>
+      <w:lvlText w:val="%9."/>
+      <w:lvlJc w:val="right"/>
+      <w:pPr>
+        <w:widowControl/>
+        <w:ind w:left="6480" w:hanging="180"/>
+      </w:pPr>
+    </w:lvl>
+  </w:abstractNum>
+  <w:abstractNum w:abstractNumId="1" w15:restartNumberingAfterBreak="0">
+    <w:nsid w:val="3364466F"/>
+    <w:multiLevelType w:val="multilevel"/>
+    <w:tmpl w:val="B936BF78"/>
+    <w:lvl w:ilvl="0">
+      <w:start w:val="1"/>
+      <w:numFmt w:val="bullet"/>
+      <w:lvlText w:val=""/>
+      <w:lvlJc w:val="left"/>
+      <w:pPr>
+        <w:widowControl/>
+        <w:ind w:left="1440" w:hanging="360"/>
+      </w:pPr>
+      <w:rPr>
+        <w:rFonts w:ascii="Symbol" w:hAnsi="Symbol"/>
+      </w:rPr>
+    </w:lvl>
+    <w:lvl w:ilvl="1">
+      <w:start w:val="1"/>
+      <w:numFmt w:val="bullet"/>
+      <w:lvlText w:val="o"/>
+      <w:lvlJc w:val="left"/>
+      <w:pPr>
+        <w:widowControl/>
+        <w:ind w:left="2160" w:hanging="360"/>
+      </w:pPr>
+      <w:rPr>
+        <w:rFonts w:ascii="Courier New" w:hAnsi="Courier New"/>
+      </w:rPr>
+    </w:lvl>
+    <w:lvl w:ilvl="2">
+      <w:start w:val="1"/>
+      <w:numFmt w:val="bullet"/>
+      <w:lvlText w:val=""/>
+      <w:lvlJc w:val="left"/>
+      <w:pPr>
+        <w:widowControl/>
+        <w:ind w:left="2880" w:hanging="360"/>
+      </w:pPr>
+      <w:rPr>
+        <w:rFonts w:ascii="Wingdings" w:hAnsi="Wingdings"/>
+      </w:rPr>
+    </w:lvl>
+    <w:lvl w:ilvl="3">
+      <w:start w:val="1"/>
+      <w:numFmt w:val="bullet"/>
+      <w:lvlText w:val=""/>
+      <w:lvlJc w:val="left"/>
+      <w:pPr>
+        <w:widowControl/>
+        <w:ind w:left="3600" w:hanging="360"/>
+      </w:pPr>
+      <w:rPr>
+        <w:rFonts w:ascii="Symbol" w:hAnsi="Symbol"/>
+      </w:rPr>
+    </w:lvl>
+    <w:lvl w:ilvl="4">
+      <w:start w:val="1"/>
+      <w:numFmt w:val="bullet"/>
+      <w:lvlText w:val="o"/>
+      <w:lvlJc w:val="left"/>
+      <w:pPr>
+        <w:widowControl/>
+        <w:ind w:left="4320" w:hanging="360"/>
+      </w:pPr>
+      <w:rPr>
+        <w:rFonts w:ascii="Courier New" w:hAnsi="Courier New"/>
+      </w:rPr>
+    </w:lvl>
+    <w:lvl w:ilvl="5">
+      <w:start w:val="1"/>
+      <w:numFmt w:val="bullet"/>
+      <w:lvlText w:val=""/>
+      <w:lvlJc w:val="left"/>
+      <w:pPr>
+        <w:widowControl/>
+        <w:ind w:left="5040" w:hanging="360"/>
+      </w:pPr>
+      <w:rPr>
+        <w:rFonts w:ascii="Wingdings" w:hAnsi="Wingdings"/>
+      </w:rPr>
+    </w:lvl>
+    <w:lvl w:ilvl="6">
+      <w:start w:val="1"/>
+      <w:numFmt w:val="bullet"/>
+      <w:lvlText w:val=""/>
+      <w:lvlJc w:val="left"/>
+      <w:pPr>
+        <w:widowControl/>
+        <w:ind w:left="5760" w:hanging="360"/>
+      </w:pPr>
+      <w:rPr>
+        <w:rFonts w:ascii="Symbol" w:hAnsi="Symbol"/>
+      </w:rPr>
+    </w:lvl>
+    <w:lvl w:ilvl="7">
+      <w:start w:val="1"/>
+      <w:numFmt w:val="bullet"/>
+      <w:lvlText w:val="o"/>
+      <w:lvlJc w:val="left"/>
+      <w:pPr>
+        <w:widowControl/>
+        <w:ind w:left="6480" w:hanging="360"/>
+      </w:pPr>
+      <w:rPr>
+        <w:rFonts w:ascii="Courier New" w:hAnsi="Courier New"/>
+      </w:rPr>
+    </w:lvl>
+    <w:lvl w:ilvl="8">
+      <w:start w:val="1"/>
+      <w:numFmt w:val="bullet"/>
+      <w:lvlText w:val=""/>
+      <w:lvlJc w:val="left"/>
+      <w:pPr>
+        <w:widowControl/>
+        <w:ind w:left="7200" w:hanging="360"/>
+      </w:pPr>
+      <w:rPr>
+        <w:rFonts w:ascii="Wingdings" w:hAnsi="Wingdings"/>
+      </w:rPr>
+    </w:lvl>
+  </w:abstractNum>
+  <w:abstractNum w:abstractNumId="2" w15:restartNumberingAfterBreak="0">
     <w:nsid w:val="504539CB"/>
     <w:multiLevelType w:val="multilevel"/>
     <w:tmpl w:val="9AAAD886"/>
@@ -336,7 +861,6 @@
       <w:lvlText w:val=""/>
       <w:lvlJc w:val="left"/>
       <w:pPr>
-        <w:widowControl/>
         <w:ind w:left="720" w:hanging="360"/>
       </w:pPr>
       <w:rPr>
@@ -349,7 +873,6 @@
       <w:lvlText w:val="o"/>
       <w:lvlJc w:val="left"/>
       <w:pPr>
-        <w:widowControl/>
         <w:ind w:left="1440" w:hanging="360"/>
       </w:pPr>
       <w:rPr>
@@ -362,7 +885,6 @@
       <w:lvlText w:val=""/>
       <w:lvlJc w:val="left"/>
       <w:pPr>
-        <w:widowControl/>
         <w:ind w:left="2160" w:hanging="360"/>
       </w:pPr>
       <w:rPr>
@@ -375,7 +897,6 @@
       <w:lvlText w:val=""/>
       <w:lvlJc w:val="left"/>
       <w:pPr>
-        <w:widowControl/>
         <w:ind w:left="2880" w:hanging="360"/>
       </w:pPr>
       <w:rPr>
@@ -388,7 +909,6 @@
       <w:lvlText w:val="o"/>
       <w:lvlJc w:val="left"/>
       <w:pPr>
-        <w:widowControl/>
         <w:ind w:left="3600" w:hanging="360"/>
       </w:pPr>
       <w:rPr>
@@ -401,7 +921,6 @@
       <w:lvlText w:val=""/>
       <w:lvlJc w:val="left"/>
       <w:pPr>
-        <w:widowControl/>
         <w:ind w:left="4320" w:hanging="360"/>
       </w:pPr>
       <w:rPr>
@@ -414,7 +933,6 @@
       <w:lvlText w:val=""/>
       <w:lvlJc w:val="left"/>
       <w:pPr>
-        <w:widowControl/>
         <w:ind w:left="5040" w:hanging="360"/>
       </w:pPr>
       <w:rPr>
@@ -427,7 +945,6 @@
       <w:lvlText w:val="o"/>
       <w:lvlJc w:val="left"/>
       <w:pPr>
-        <w:widowControl/>
         <w:ind w:left="5760" w:hanging="360"/>
       </w:pPr>
       <w:rPr>
@@ -440,7 +957,6 @@
       <w:lvlText w:val=""/>
       <w:lvlJc w:val="left"/>
       <w:pPr>
-        <w:widowControl/>
         <w:ind w:left="6480" w:hanging="360"/>
       </w:pPr>
       <w:rPr>
@@ -448,14 +964,136 @@
       </w:rPr>
     </w:lvl>
   </w:abstractNum>
-  <w:num w:numId="1">
+  <w:abstractNum w:abstractNumId="3" w15:restartNumberingAfterBreak="0">
+    <w:nsid w:val="625D646B"/>
+    <w:multiLevelType w:val="hybridMultilevel"/>
+    <w:tmpl w:val="7682CD4A"/>
+    <w:lvl w:ilvl="0" w:tplc="04190001">
+      <w:start w:val="1"/>
+      <w:numFmt w:val="bullet"/>
+      <w:lvlText w:val=""/>
+      <w:lvlJc w:val="left"/>
+      <w:pPr>
+        <w:ind w:left="1428" w:hanging="360"/>
+      </w:pPr>
+      <w:rPr>
+        <w:rFonts w:ascii="Symbol" w:hAnsi="Symbol" w:hint="default"/>
+      </w:rPr>
+    </w:lvl>
+    <w:lvl w:ilvl="1" w:tplc="04190003" w:tentative="1">
+      <w:start w:val="1"/>
+      <w:numFmt w:val="bullet"/>
+      <w:lvlText w:val="o"/>
+      <w:lvlJc w:val="left"/>
+      <w:pPr>
+        <w:ind w:left="2148" w:hanging="360"/>
+      </w:pPr>
+      <w:rPr>
+        <w:rFonts w:ascii="Courier New" w:hAnsi="Courier New" w:cs="Courier New" w:hint="default"/>
+      </w:rPr>
+    </w:lvl>
+    <w:lvl w:ilvl="2" w:tplc="04190005" w:tentative="1">
+      <w:start w:val="1"/>
+      <w:numFmt w:val="bullet"/>
+      <w:lvlText w:val=""/>
+      <w:lvlJc w:val="left"/>
+      <w:pPr>
+        <w:ind w:left="2868" w:hanging="360"/>
+      </w:pPr>
+      <w:rPr>
+        <w:rFonts w:ascii="Wingdings" w:hAnsi="Wingdings" w:hint="default"/>
+      </w:rPr>
+    </w:lvl>
+    <w:lvl w:ilvl="3" w:tplc="04190001" w:tentative="1">
+      <w:start w:val="1"/>
+      <w:numFmt w:val="bullet"/>
+      <w:lvlText w:val=""/>
+      <w:lvlJc w:val="left"/>
+      <w:pPr>
+        <w:ind w:left="3588" w:hanging="360"/>
+      </w:pPr>
+      <w:rPr>
+        <w:rFonts w:ascii="Symbol" w:hAnsi="Symbol" w:hint="default"/>
+      </w:rPr>
+    </w:lvl>
+    <w:lvl w:ilvl="4" w:tplc="04190003" w:tentative="1">
+      <w:start w:val="1"/>
+      <w:numFmt w:val="bullet"/>
+      <w:lvlText w:val="o"/>
+      <w:lvlJc w:val="left"/>
+      <w:pPr>
+        <w:ind w:left="4308" w:hanging="360"/>
+      </w:pPr>
+      <w:rPr>
+        <w:rFonts w:ascii="Courier New" w:hAnsi="Courier New" w:cs="Courier New" w:hint="default"/>
+      </w:rPr>
+    </w:lvl>
+    <w:lvl w:ilvl="5" w:tplc="04190005" w:tentative="1">
+      <w:start w:val="1"/>
+      <w:numFmt w:val="bullet"/>
+      <w:lvlText w:val=""/>
+      <w:lvlJc w:val="left"/>
+      <w:pPr>
+        <w:ind w:left="5028" w:hanging="360"/>
+      </w:pPr>
+      <w:rPr>
+        <w:rFonts w:ascii="Wingdings" w:hAnsi="Wingdings" w:hint="default"/>
+      </w:rPr>
+    </w:lvl>
+    <w:lvl w:ilvl="6" w:tplc="04190001" w:tentative="1">
+      <w:start w:val="1"/>
+      <w:numFmt w:val="bullet"/>
+      <w:lvlText w:val=""/>
+      <w:lvlJc w:val="left"/>
+      <w:pPr>
+        <w:ind w:left="5748" w:hanging="360"/>
+      </w:pPr>
+      <w:rPr>
+        <w:rFonts w:ascii="Symbol" w:hAnsi="Symbol" w:hint="default"/>
+      </w:rPr>
+    </w:lvl>
+    <w:lvl w:ilvl="7" w:tplc="04190003" w:tentative="1">
+      <w:start w:val="1"/>
+      <w:numFmt w:val="bullet"/>
+      <w:lvlText w:val="o"/>
+      <w:lvlJc w:val="left"/>
+      <w:pPr>
+        <w:ind w:left="6468" w:hanging="360"/>
+      </w:pPr>
+      <w:rPr>
+        <w:rFonts w:ascii="Courier New" w:hAnsi="Courier New" w:cs="Courier New" w:hint="default"/>
+      </w:rPr>
+    </w:lvl>
+    <w:lvl w:ilvl="8" w:tplc="04190005" w:tentative="1">
+      <w:start w:val="1"/>
+      <w:numFmt w:val="bullet"/>
+      <w:lvlText w:val=""/>
+      <w:lvlJc w:val="left"/>
+      <w:pPr>
+        <w:ind w:left="7188" w:hanging="360"/>
+      </w:pPr>
+      <w:rPr>
+        <w:rFonts w:ascii="Wingdings" w:hAnsi="Wingdings" w:hint="default"/>
+      </w:rPr>
+    </w:lvl>
+  </w:abstractNum>
+  <w:num w:numId="1" w16cid:durableId="560402859">
+    <w:abstractNumId w:val="2"/>
+  </w:num>
+  <w:num w:numId="2" w16cid:durableId="647977222">
     <w:abstractNumId w:val="0"/>
+  </w:num>
+  <w:num w:numId="3" w16cid:durableId="692220761">
+    <w:abstractNumId w:val="1"/>
+  </w:num>
+  <w:num w:numId="4" w16cid:durableId="1907687626">
+    <w:abstractNumId w:val="3"/>
   </w:num>
 </w:numbering>
 </file>
 
 <file path=word/styles.xml><?xml version="1.0" encoding="utf-8"?>
-<w:styles xmlns:mc="http://schemas.openxmlformats.org/markup-compatibility/2006" xmlns:r="http://schemas.openxmlformats.org/officeDocument/2006/relationships" xmlns:w="http://schemas.openxmlformats.org/wordprocessingml/2006/main" xmlns:w14="http://schemas.microsoft.com/office/word/2010/wordml" xmlns:w15="http://schemas.microsoft.com/office/word/2012/wordml" xmlns:w16se="http://schemas.microsoft.com/office/word/2015/wordml/symex" mc:Ignorable="w14 w15 w16se">
+<w:styles xmlns:mc="http://schemas.openxmlformats.org/markup-compatibility/2006" xmlns:r="http://schemas.openxmlformats.org/officeDocument/2006/relationships" xmlns:w="http://schemas.openxmlformats.org/wordprocessingml/2006/main" xmlns:w14="http://schemas.microsoft.com/office/word/2010/wordml" xmlns:w15="http://schemas.microsoft.com/office/word/2012/wordml" xmlns:w16cex="http://schemas.microsoft.com/office/word/2018/wordml/cex" xmlns:w16cid="http://schemas.microsoft.com/office/word/2016/wordml/cid" xmlns:w16="http://schemas.microsoft.com/office/word/2018/wordml" xmlns:w16du="http://schemas.microsoft.com/office/word/2023/wordml/word16du" xmlns:w16sdtdh="http://schemas.microsoft.com/office/word/2020/wordml/sdtdatahash" xmlns:w16sdtfl="http://schemas.microsoft.com/office/word/2024/wordml/sdtformatlock" xmlns:w16se="http://schemas.microsoft.com/office/word/2015/wordml/symex" mc:Ignorable="w14 w15 w16se w16cid w16 w16cex w16sdtdh w16sdtfl w16du">
   <w:docDefaults>
     <w:rPrDefault>
       <w:rPr>
@@ -471,7 +1109,7 @@
       </w:pPr>
     </w:pPrDefault>
   </w:docDefaults>
-  <w:latentStyles w:defLockedState="0" w:defUIPriority="99" w:defSemiHidden="0" w:defUnhideWhenUsed="0" w:defQFormat="0" w:count="371">
+  <w:latentStyles w:defLockedState="0" w:defUIPriority="99" w:defSemiHidden="0" w:defUnhideWhenUsed="0" w:defQFormat="0" w:count="376">
     <w:lsdException w:name="Normal" w:uiPriority="0" w:qFormat="1"/>
     <w:lsdException w:name="heading 1" w:uiPriority="9" w:qFormat="1"/>
     <w:lsdException w:name="heading 2" w:semiHidden="1" w:uiPriority="9" w:unhideWhenUsed="1" w:qFormat="1"/>
@@ -843,6 +1481,11 @@
     <w:lsdException w:name="List Table 5 Dark Accent 6" w:uiPriority="50"/>
     <w:lsdException w:name="List Table 6 Colorful Accent 6" w:uiPriority="51"/>
     <w:lsdException w:name="List Table 7 Colorful Accent 6" w:uiPriority="52"/>
+    <w:lsdException w:name="Mention" w:semiHidden="1" w:unhideWhenUsed="1"/>
+    <w:lsdException w:name="Smart Hyperlink" w:semiHidden="1" w:unhideWhenUsed="1"/>
+    <w:lsdException w:name="Hashtag" w:semiHidden="1" w:unhideWhenUsed="1"/>
+    <w:lsdException w:name="Unresolved Mention" w:semiHidden="1" w:unhideWhenUsed="1"/>
+    <w:lsdException w:name="Smart Link" w:semiHidden="1" w:unhideWhenUsed="1"/>
   </w:latentStyles>
   <w:style w:type="paragraph" w:default="1" w:styleId="a">
     <w:name w:val="Normal"/>
